--- a/docs/prd/OpsVanHanh.docx
+++ b/docs/prd/OpsVanHanh.docx
@@ -2,7 +2,7 @@
 <file path=word/document.xml><?xml version="1.0" encoding="utf-8"?>
 <w:document xmlns:w="http://schemas.openxmlformats.org/wordprocessingml/2006/main" xmlns:m="http://schemas.openxmlformats.org/officeDocument/2006/math" xmlns:r="http://schemas.openxmlformats.org/officeDocument/2006/relationships" xmlns:o="urn:schemas-microsoft-com:office:office" xmlns:v="urn:schemas-microsoft-com:vml" xmlns:w10="urn:schemas-microsoft-com:office:word" xmlns:a="http://schemas.openxmlformats.org/drawingml/2006/main" xmlns:pic="http://schemas.openxmlformats.org/drawingml/2006/picture" xmlns:wp="http://schemas.openxmlformats.org/drawingml/2006/wordprocessingDrawing">
   <w:body>
-    <w:bookmarkStart w:id="40" w:name="X50db1526552424bdeb487fd818840f7b71b3f5f"/>
+    <w:bookmarkStart w:id="38" w:name="X50db1526552424bdeb487fd818840f7b71b3f5f"/>
     <w:p>
       <w:pPr>
         <w:pStyle w:val="Heading1"/>
@@ -23,10 +23,7 @@
         <w:t xml:space="preserve">Dự án:</w:t>
       </w:r>
       <w:r>
-        <w:t xml:space="preserve"> </w:t>
-      </w:r>
-      <w:r>
-        <w:t xml:space="preserve">TTransport — Silver Sea</w:t>
+        <w:t xml:space="preserve"> TTransport — Silver Sea</w:t>
       </w:r>
     </w:p>
     <w:p>
@@ -34,10 +31,7 @@
         <w:pStyle w:val="BodyText"/>
       </w:pPr>
       <w:r>
-        <w:t xml:space="preserve">Tài liệu mô tả nhu cầu và hành vi sản phẩm cần đáp ứng cho nhân viên hiện trường, gọi tắt là</w:t>
-      </w:r>
-      <w:r>
-        <w:t xml:space="preserve"> </w:t>
+        <w:t xml:space="preserve">Tài liệu mô tả nhu cầu và hành vi sản phẩm cần đáp ứng cho nhân viên hiện trường, gọi tắt là </w:t>
       </w:r>
       <w:r>
         <w:rPr>
@@ -47,24 +41,10 @@
         <w:t xml:space="preserve">Ops</w:t>
       </w:r>
       <w:r>
-        <w:t xml:space="preserve">, trong</w:t>
-      </w:r>
-      <w:r>
-        <w:t xml:space="preserve"> </w:t>
-      </w:r>
-      <w:hyperlink r:id="rId9">
-        <w:r>
-          <w:rPr>
-            <w:rStyle w:val="Hyperlink"/>
-          </w:rPr>
-          <w:t xml:space="preserve">Quy trình O2C</w:t>
-        </w:r>
-      </w:hyperlink>
-      <w:r>
-        <w:t xml:space="preserve">.</w:t>
-      </w:r>
-    </w:p>
-    <w:bookmarkStart w:id="10" w:name="vấn-đề-cần-giải-quyết"/>
+        <w:t xml:space="preserve">, trong Quy trình O2C.</w:t>
+      </w:r>
+    </w:p>
+    <w:bookmarkStart w:id="9" w:name="vấn-đề-cần-giải-quyết"/>
     <w:p>
       <w:pPr>
         <w:pStyle w:val="Heading2"/>
@@ -157,8 +137,8 @@
         <w:t xml:space="preserve">Người có quyền thực hiện trực tiếp nghiệp vụ của mình. Không có bước gửi, kiểm tra rồi phê duyệt nội bộ. Ứng dụng cần Internet để làm việc; không có chế độ nhập nghiệp vụ ngoại tuyến rồi tự gửi sau.</w:t>
       </w:r>
     </w:p>
-    <w:bookmarkEnd w:id="10"/>
-    <w:bookmarkStart w:id="11" w:name="người-sử-dụng-và-quyền-hạn"/>
+    <w:bookmarkEnd w:id="9"/>
+    <w:bookmarkStart w:id="10" w:name="người-sử-dụng-và-quyền-hạn"/>
     <w:p>
       <w:pPr>
         <w:pStyle w:val="Heading2"/>
@@ -318,8 +298,8 @@
         <w:t xml:space="preserve">Mọi nơi người dùng mở cùng một khoản chi hoặc số dư phải thể hiện cùng thông tin. Không có hai cách tính quỹ hoặc hai quy trình quyết toán khác nhau giữa các màn hình.</w:t>
       </w:r>
     </w:p>
-    <w:bookmarkEnd w:id="11"/>
-    <w:bookmarkStart w:id="15" w:name="kế-hoạch-làm-hàng"/>
+    <w:bookmarkEnd w:id="10"/>
+    <w:bookmarkStart w:id="14" w:name="kế-hoạch-làm-hàng"/>
     <w:p>
       <w:pPr>
         <w:pStyle w:val="Heading2"/>
@@ -328,7 +308,7 @@
         <w:t xml:space="preserve">3. Kế hoạch làm hàng</w:t>
       </w:r>
     </w:p>
-    <w:bookmarkStart w:id="12" w:name="tìm-lô-cần-làm"/>
+    <w:bookmarkStart w:id="11" w:name="tìm-lô-cần-làm"/>
     <w:p>
       <w:pPr>
         <w:pStyle w:val="Heading3"/>
@@ -346,10 +326,7 @@
         </w:numPr>
       </w:pPr>
       <w:r>
-        <w:t xml:space="preserve">Mặc định là hôm nay theo giờ Việt Nam, lọc theo</w:t>
-      </w:r>
-      <w:r>
-        <w:t xml:space="preserve"> </w:t>
+        <w:t xml:space="preserve">Mặc định là hôm nay theo giờ Việt Nam, lọc theo </w:t>
       </w:r>
       <w:r>
         <w:rPr>
@@ -359,10 +336,7 @@
         <w:t xml:space="preserve">ngày giao dự kiến</w:t>
       </w:r>
       <w:r>
-        <w:t xml:space="preserve"> </w:t>
-      </w:r>
-      <w:r>
-        <w:t xml:space="preserve">của lô. Cho chọn ngày quá khứ hoặc tương lai.</w:t>
+        <w:t xml:space="preserve"> của lô. Cho chọn ngày quá khứ hoặc tương lai.</w:t>
       </w:r>
     </w:p>
     <w:p>
@@ -437,14 +411,32 @@
         <w:t xml:space="preserve">Nếu còn thiếu lệnh giấy hoặc chứng từ, nêu rõ thiếu gì, ai phụ trách và cách bổ sung. Không đưa người dùng tới một nút mà chắc chắn không thể thực hiện vì chuyến đã kết thúc.</w:t>
       </w:r>
     </w:p>
+    <w:bookmarkEnd w:id="11"/>
+    <w:bookmarkStart w:id="12" w:name="ghim-cá-nhân"/>
+    <w:p>
+      <w:pPr>
+        <w:pStyle w:val="Heading3"/>
+      </w:pPr>
+      <w:r>
+        <w:t xml:space="preserve">3.2 Ghim cá nhân</w:t>
+      </w:r>
+    </w:p>
+    <w:p>
+      <w:pPr>
+        <w:pStyle w:val="FirstParagraph"/>
+      </w:pPr>
+      <w:r>
+        <w:t xml:space="preserve">Ops có thể ghim hoặc bỏ ghim một lô mà không ảnh hưởng đồng nghiệp. Trong kết quả phù hợp bộ lọc, lô ghim đứng đầu, lô mới ghim trước. Trạng thái giữ nguyên khi mở lại trang; bấm lặp không làm kết quả đảo ngược ngoài ý muốn. Nếu chưa lưu được, giao diện phải nói rõ.</w:t>
+      </w:r>
+    </w:p>
     <w:bookmarkEnd w:id="12"/>
-    <w:bookmarkStart w:id="13" w:name="ghim-cá-nhân"/>
+    <w:bookmarkStart w:id="13" w:name="ghi-chi-ngay-từ-lô"/>
     <w:p>
       <w:pPr>
         <w:pStyle w:val="Heading3"/>
       </w:pPr>
       <w:r>
-        <w:t xml:space="preserve">3.2 Ghim cá nhân</w:t>
+        <w:t xml:space="preserve">3.3 Ghi chi ngay từ lô</w:t>
       </w:r>
     </w:p>
     <w:p>
@@ -452,28 +444,7 @@
         <w:pStyle w:val="FirstParagraph"/>
       </w:pPr>
       <w:r>
-        <w:t xml:space="preserve">Ops có thể ghim hoặc bỏ ghim một lô mà không ảnh hưởng đồng nghiệp. Trong kết quả phù hợp bộ lọc, lô ghim đứng đầu, lô mới ghim trước. Trạng thái giữ nguyên khi mở lại trang; bấm lặp không làm kết quả đảo ngược ngoài ý muốn. Nếu chưa lưu được, giao diện phải nói rõ.</w:t>
-      </w:r>
-    </w:p>
-    <w:bookmarkEnd w:id="13"/>
-    <w:bookmarkStart w:id="14" w:name="ghi-chi-ngay-từ-lô"/>
-    <w:p>
-      <w:pPr>
-        <w:pStyle w:val="Heading3"/>
-      </w:pPr>
-      <w:r>
-        <w:t xml:space="preserve">3.3 Ghi chi ngay từ lô</w:t>
-      </w:r>
-    </w:p>
-    <w:p>
-      <w:pPr>
-        <w:pStyle w:val="FirstParagraph"/>
-      </w:pPr>
-      <w:r>
-        <w:t xml:space="preserve">Khi mở</w:t>
-      </w:r>
-      <w:r>
-        <w:t xml:space="preserve"> </w:t>
+        <w:t xml:space="preserve">Khi mở </w:t>
       </w:r>
       <w:r>
         <w:rPr>
@@ -687,10 +658,7 @@
               <w:pStyle w:val="Compact"/>
             </w:pPr>
             <w:r>
-              <w:t xml:space="preserve">Có thể thêm khi cần,</w:t>
-            </w:r>
-            <w:r>
-              <w:t xml:space="preserve"> </w:t>
+              <w:t xml:space="preserve">Có thể thêm khi cần, </w:t>
             </w:r>
             <w:r>
               <w:rPr>
@@ -738,9 +706,9 @@
         <w:t xml:space="preserve">Chi phí nâng/hạ do Ops khai dùng số tiền thực chi, không tự áp giá từ bảng định mức nâng/hạ. Quy tắc này không thay đổi cách tính cước hoặc chi phí lái xe ở phân hệ khác.</w:t>
       </w:r>
     </w:p>
+    <w:bookmarkEnd w:id="13"/>
     <w:bookmarkEnd w:id="14"/>
-    <w:bookmarkEnd w:id="15"/>
-    <w:bookmarkStart w:id="16" w:name="theo-dõi-xe-phụ-trách"/>
+    <w:bookmarkStart w:id="15" w:name="theo-dõi-xe-phụ-trách"/>
     <w:p>
       <w:pPr>
         <w:pStyle w:val="Heading2"/>
@@ -932,51 +900,51 @@
         <w:t xml:space="preserve">Thông tin được cập nhật kịp thời khi có Internet. Khi chưa có xe được giao, giải thích rõ và hướng tới người quản lý phân công, thay vì hiện bảng trống khó hiểu.</w:t>
       </w:r>
     </w:p>
+    <w:bookmarkEnd w:id="15"/>
+    <w:bookmarkStart w:id="24" w:name="quỹ-tạm-ứng-và-đối-chiếu-chi-phí"/>
+    <w:p>
+      <w:pPr>
+        <w:pStyle w:val="Heading2"/>
+      </w:pPr>
+      <w:r>
+        <w:t xml:space="preserve">5. Quỹ tạm ứng và đối chiếu chi phí</w:t>
+      </w:r>
+    </w:p>
+    <w:bookmarkStart w:id="16" w:name="ghi-nhận-tiền-nhận-và-hoàn-trả"/>
+    <w:p>
+      <w:pPr>
+        <w:pStyle w:val="Heading3"/>
+      </w:pPr>
+      <w:r>
+        <w:t xml:space="preserve">5.1 Ghi nhận tiền nhận và hoàn trả</w:t>
+      </w:r>
+    </w:p>
+    <w:p>
+      <w:pPr>
+        <w:pStyle w:val="FirstParagraph"/>
+      </w:pPr>
+      <w:r>
+        <w:t xml:space="preserve">Người có quyền ghi tiền thực giao cho Ops, gồm người nhận, số tiền, ngày, nguồn quỹ hoặc phương thức và chứng từ cần thiết. Ghi trong phần mềm không tự thực hiện hay chứng minh một chuyển khoản ngân hàng.</w:t>
+      </w:r>
+    </w:p>
+    <w:p>
+      <w:pPr>
+        <w:pStyle w:val="BodyText"/>
+      </w:pPr>
+      <w:r>
+        <w:t xml:space="preserve">Tiền Ops hoàn trả là một giao dịch riêng: ai nhận tiền về, số tiền, ngày và khoản ứng liên quan. Quyết toán chi phí không tự có nghĩa Ops đã hoàn tiền.</w:t>
+      </w:r>
+    </w:p>
+    <w:p>
+      <w:pPr>
+        <w:pStyle w:val="BodyText"/>
+      </w:pPr>
+      <w:r>
+        <w:t xml:space="preserve">Một yêu cầu ứng cũ chưa có chứng cứ giao tiền không được tính thành tiền thực nhận. Các khoản lịch sử chưa rõ phải được chỉ ra để đối chiếu, không tự giải ngân hoặc hoàn tiền chỉ vì tên trạng thái cũ.</w:t>
+      </w:r>
+    </w:p>
     <w:bookmarkEnd w:id="16"/>
-    <w:bookmarkStart w:id="25" w:name="quỹ-tạm-ứng-và-đối-chiếu-chi-phí"/>
-    <w:p>
-      <w:pPr>
-        <w:pStyle w:val="Heading2"/>
-      </w:pPr>
-      <w:r>
-        <w:t xml:space="preserve">5. Quỹ tạm ứng và đối chiếu chi phí</w:t>
-      </w:r>
-    </w:p>
-    <w:bookmarkStart w:id="17" w:name="ghi-nhận-tiền-nhận-và-hoàn-trả"/>
-    <w:p>
-      <w:pPr>
-        <w:pStyle w:val="Heading3"/>
-      </w:pPr>
-      <w:r>
-        <w:t xml:space="preserve">5.1 Ghi nhận tiền nhận và hoàn trả</w:t>
-      </w:r>
-    </w:p>
-    <w:p>
-      <w:pPr>
-        <w:pStyle w:val="FirstParagraph"/>
-      </w:pPr>
-      <w:r>
-        <w:t xml:space="preserve">Người có quyền ghi tiền thực giao cho Ops, gồm người nhận, số tiền, ngày, nguồn quỹ hoặc phương thức và chứng từ cần thiết. Ghi trong phần mềm không tự thực hiện hay chứng minh một chuyển khoản ngân hàng.</w:t>
-      </w:r>
-    </w:p>
-    <w:p>
-      <w:pPr>
-        <w:pStyle w:val="BodyText"/>
-      </w:pPr>
-      <w:r>
-        <w:t xml:space="preserve">Tiền Ops hoàn trả là một giao dịch riêng: ai nhận tiền về, số tiền, ngày và khoản ứng liên quan. Quyết toán chi phí không tự có nghĩa Ops đã hoàn tiền.</w:t>
-      </w:r>
-    </w:p>
-    <w:p>
-      <w:pPr>
-        <w:pStyle w:val="BodyText"/>
-      </w:pPr>
-      <w:r>
-        <w:t xml:space="preserve">Một yêu cầu ứng cũ chưa có chứng cứ giao tiền không được tính thành tiền thực nhận. Các khoản lịch sử chưa rõ phải được chỉ ra để đối chiếu, không tự giải ngân hoặc hoàn tiền chỉ vì tên trạng thái cũ.</w:t>
-      </w:r>
-    </w:p>
-    <w:bookmarkEnd w:id="17"/>
-    <w:bookmarkStart w:id="18" w:name="số-dư-quỹ"/>
+    <w:bookmarkStart w:id="17" w:name="số-dư-quỹ"/>
     <w:p>
       <w:pPr>
         <w:pStyle w:val="Heading3"/>
@@ -1085,13 +1053,7 @@
         <w:t xml:space="preserve">Sổ quỹ tách hai nguồn</w:t>
       </w:r>
       <w:r>
-        <w:t xml:space="preserve"> </w:t>
-      </w:r>
-      <w:r>
-        <w:t xml:space="preserve">(chốt 21/09, ship 22/09): mỗi phiếu thu/chi gắn đúng một nguồn quỹ — TK công ty (ACB) hoặc Tiền mặt; sổ của từng nguồn đọc được riêng (số dư đầu, thu, chi, tồn), tài khoản chưa gắn nguồn được đếm riêng và không lẫn vào sổ nguồn nào.</w:t>
-      </w:r>
-      <w:r>
-        <w:t xml:space="preserve"> </w:t>
+        <w:t xml:space="preserve"> (chốt 21/09, ship 22/09): mỗi phiếu thu/chi gắn đúng một nguồn quỹ — TK công ty (ACB) hoặc Tiền mặt; sổ của từng nguồn đọc được riêng (số dư đầu, thu, chi, tồn), tài khoản chưa gắn nguồn được đếm riêng và không lẫn vào sổ nguồn nào. </w:t>
       </w:r>
       <w:r>
         <w:rPr>
@@ -1101,10 +1063,7 @@
         <w:t xml:space="preserve">Lồng ghép lịch sử (chốt 22/09):</w:t>
       </w:r>
       <w:r>
-        <w:t xml:space="preserve"> </w:t>
-      </w:r>
-      <w:r>
-        <w:t xml:space="preserve">sổ đơn nguồn cũ nhập vào dòng tiền TK công ty (ACB) bằng một lần phân loại tài khoản cũ — các bút toán cũ giữ nguyên vẹn (sổ chỉ thêm), hiện ngay trong sổ ACB với số dư chạy liên tục; nguồn Tiền mặt bắt đầu trống từ thời điểm bật.</w:t>
+        <w:t xml:space="preserve"> sổ đơn nguồn cũ nhập vào dòng tiền TK công ty (ACB) bằng một lần phân loại tài khoản cũ — các bút toán cũ giữ nguyên vẹn (sổ chỉ thêm), hiện ngay trong sổ ACB với số dư chạy liên tục; nguồn Tiền mặt bắt đầu trống từ thời điểm bật.</w:t>
       </w:r>
     </w:p>
     <w:p>
@@ -1123,10 +1082,7 @@
         <w:t xml:space="preserve">Sổ quỹ cho tài khoản Ops — chỉ-đọc, đúng phạm vi của mình</w:t>
       </w:r>
       <w:r>
-        <w:t xml:space="preserve"> </w:t>
-      </w:r>
-      <w:r>
-        <w:t xml:space="preserve">(chốt 24/09): Ops thấy một mục sổ quỹ chỉ-đọc trên trang Quỹ tạm ứng, chỉ gồm các dòng tiền của chính mình (tạm ứng đã nhận, chi đã ghi, hoàn trả, phiếu thu/chi liên quan) — không mở quyền sổ quỹ công ty; máy chủ tự thu hẹp phạm vi theo người đăng nhập, không nhận tham số định danh từ client. (ADR 2026-09-24-ops-fund-book-scoped-read)</w:t>
+        <w:t xml:space="preserve"> (chốt 24/09): Ops thấy một mục sổ quỹ chỉ-đọc trên trang Quỹ tạm ứng, chỉ gồm các dòng tiền của chính mình (tạm ứng đã nhận, chi đã ghi, hoàn trả, phiếu thu/chi liên quan) — không mở quyền sổ quỹ công ty; máy chủ tự thu hẹp phạm vi theo người đăng nhập, không nhận tham số định danh từ client. (ADR 2026-09-24-ops-fund-book-scoped-read)</w:t>
       </w:r>
     </w:p>
     <w:p>
@@ -1134,10 +1090,7 @@
         <w:pStyle w:val="FirstParagraph"/>
       </w:pPr>
       <w:r>
-        <w:t xml:space="preserve">Các thông tin</w:t>
-      </w:r>
-      <w:r>
-        <w:t xml:space="preserve"> </w:t>
+        <w:t xml:space="preserve">Các thông tin </w:t>
       </w:r>
       <w:r>
         <w:rPr>
@@ -1147,10 +1100,7 @@
         <w:t xml:space="preserve">Số dư</w:t>
       </w:r>
       <w:r>
-        <w:t xml:space="preserve">,</w:t>
-      </w:r>
-      <w:r>
-        <w:t xml:space="preserve"> </w:t>
+        <w:t xml:space="preserve">, </w:t>
       </w:r>
       <w:r>
         <w:rPr>
@@ -1160,10 +1110,7 @@
         <w:t xml:space="preserve">Tiền nhận</w:t>
       </w:r>
       <w:r>
-        <w:t xml:space="preserve">,</w:t>
-      </w:r>
-      <w:r>
-        <w:t xml:space="preserve"> </w:t>
+        <w:t xml:space="preserve">, </w:t>
       </w:r>
       <w:r>
         <w:rPr>
@@ -1173,10 +1120,7 @@
         <w:t xml:space="preserve">Đã chi</w:t>
       </w:r>
       <w:r>
-        <w:t xml:space="preserve">,</w:t>
-      </w:r>
-      <w:r>
-        <w:t xml:space="preserve"> </w:t>
+        <w:t xml:space="preserve">, </w:t>
       </w:r>
       <w:r>
         <w:rPr>
@@ -1186,48 +1130,45 @@
         <w:t xml:space="preserve">Đã hoàn trả</w:t>
       </w:r>
       <w:r>
-        <w:t xml:space="preserve"> </w:t>
-      </w:r>
-      <w:r>
-        <w:t xml:space="preserve">phải dễ đọc, nhưng không chiếm gần hết màn hình. Lịch sử giao dịch và hành động thường dùng xuất hiện sớm trên điện thoại và máy tính bảng.</w:t>
+        <w:t xml:space="preserve"> phải dễ đọc, nhưng không chiếm gần hết màn hình. Lịch sử giao dịch và hành động thường dùng xuất hiện sớm trên điện thoại và máy tính bảng.</w:t>
+      </w:r>
+    </w:p>
+    <w:bookmarkEnd w:id="17"/>
+    <w:bookmarkStart w:id="18" w:name="chứng-từ-và-biên-lai"/>
+    <w:p>
+      <w:pPr>
+        <w:pStyle w:val="Heading3"/>
+      </w:pPr>
+      <w:r>
+        <w:t xml:space="preserve">5.3 Chứng từ và biên lai</w:t>
+      </w:r>
+    </w:p>
+    <w:p>
+      <w:pPr>
+        <w:pStyle w:val="FirstParagraph"/>
+      </w:pPr>
+      <w:r>
+        <w:t xml:space="preserve">Lịch sử khoản chi cho biết ngày, lô, container/phí chung, loại phí, người chi, tiền, chứng từ và tình trạng quyết toán. Có thể lọc theo ngày, lô, loại phí, còn thiếu chứng từ, chưa/đã quyết toán và khoản điều chỉnh/hủy.</w:t>
+      </w:r>
+    </w:p>
+    <w:p>
+      <w:pPr>
+        <w:pStyle w:val="BodyText"/>
+      </w:pPr>
+      <w:r>
+        <w:t xml:space="preserve">“Nợ chứng từ” phải nói rõ tài liệu còn thiếu. Không đồng nhất hóa đơn, biên lai và thông tin thuế; loại phí không cần hóa đơn vẫn có thể cần chứng từ khác theo quy định đã xác định.</w:t>
+      </w:r>
+    </w:p>
+    <w:p>
+      <w:pPr>
+        <w:pStyle w:val="BodyText"/>
+      </w:pPr>
+      <w:r>
+        <w:t xml:space="preserve">Ops bổ sung biên lai ngay từ khoản đã lưu hoặc danh sách nợ chứng từ, không phải tạo lại khoản chi. Ảnh phải đọc được và mở xem đầy đủ. Một ảnh lỗi không làm mất ảnh đã lưu hoặc ảnh khác đang chọn. Khi xóa/thay ảnh trong lúc tải, kết quả cuối phải đúng lựa chọn mới nhất và đúng khoản chi, không xuất hiện ảnh ở khoản khác.</w:t>
       </w:r>
     </w:p>
     <w:bookmarkEnd w:id="18"/>
-    <w:bookmarkStart w:id="19" w:name="chứng-từ-và-biên-lai"/>
-    <w:p>
-      <w:pPr>
-        <w:pStyle w:val="Heading3"/>
-      </w:pPr>
-      <w:r>
-        <w:t xml:space="preserve">5.3 Chứng từ và biên lai</w:t>
-      </w:r>
-    </w:p>
-    <w:p>
-      <w:pPr>
-        <w:pStyle w:val="FirstParagraph"/>
-      </w:pPr>
-      <w:r>
-        <w:t xml:space="preserve">Lịch sử khoản chi cho biết ngày, lô, container/phí chung, loại phí, người chi, tiền, chứng từ và tình trạng quyết toán. Có thể lọc theo ngày, lô, loại phí, còn thiếu chứng từ, chưa/đã quyết toán và khoản điều chỉnh/hủy.</w:t>
-      </w:r>
-    </w:p>
-    <w:p>
-      <w:pPr>
-        <w:pStyle w:val="BodyText"/>
-      </w:pPr>
-      <w:r>
-        <w:t xml:space="preserve">“Nợ chứng từ” phải nói rõ tài liệu còn thiếu. Không đồng nhất hóa đơn, biên lai và thông tin thuế; loại phí không cần hóa đơn vẫn có thể cần chứng từ khác theo quy định đã xác định.</w:t>
-      </w:r>
-    </w:p>
-    <w:p>
-      <w:pPr>
-        <w:pStyle w:val="BodyText"/>
-      </w:pPr>
-      <w:r>
-        <w:t xml:space="preserve">Ops bổ sung biên lai ngay từ khoản đã lưu hoặc danh sách nợ chứng từ, không phải tạo lại khoản chi. Ảnh phải đọc được và mở xem đầy đủ. Một ảnh lỗi không làm mất ảnh đã lưu hoặc ảnh khác đang chọn. Khi xóa/thay ảnh trong lúc tải, kết quả cuối phải đúng lựa chọn mới nhất và đúng khoản chi, không xuất hiện ảnh ở khoản khác.</w:t>
-      </w:r>
-    </w:p>
-    <w:bookmarkEnd w:id="19"/>
-    <w:bookmarkStart w:id="20" w:name="bảng-kê-và-quyết-toán"/>
+    <w:bookmarkStart w:id="19" w:name="bảng-kê-và-quyết-toán"/>
     <w:p>
       <w:pPr>
         <w:pStyle w:val="Heading3"/>
@@ -1316,8 +1257,8 @@
         <w:t xml:space="preserve">Xuất Excel và in A4 giữ mã phiếu, người lập, ngày, lô, nhóm hóa đơn, khoản chi và tổng đúng như màn hình. Một lô có nhiều người chi không tạo khoản trùng. Chữ ký trên bản giấy nếu cần không trở thành cấp duyệt trong ứng dụng.</w:t>
       </w:r>
     </w:p>
-    <w:bookmarkEnd w:id="20"/>
-    <w:bookmarkStart w:id="24" w:name="những-trạng-thái-cần-phân-biệt"/>
+    <w:bookmarkEnd w:id="19"/>
+    <w:bookmarkStart w:id="23" w:name="những-trạng-thái-cần-phân-biệt"/>
     <w:p>
       <w:pPr>
         <w:pStyle w:val="Heading3"/>
@@ -1494,18 +1435,18 @@
           <wp:inline>
             <wp:extent cx="5334000" cy="4966607"/>
             <wp:effectExtent b="0" l="0" r="0" t="0"/>
-            <wp:docPr descr="" title="" id="22" name="Picture"/>
+            <wp:docPr descr="" title="" id="21" name="Picture"/>
             <a:graphic>
               <a:graphicData uri="http://schemas.openxmlformats.org/drawingml/2006/picture">
                 <pic:pic>
                   <pic:nvPicPr>
-                    <pic:cNvPr descr="/tmp/prd-510/OpsVanHanh.png" id="23" name="Picture"/>
+                    <pic:cNvPr descr="/tmp/prd-510/OpsVanHanh.png" id="22" name="Picture"/>
                     <pic:cNvPicPr>
                       <a:picLocks noChangeArrowheads="1" noChangeAspect="1"/>
                     </pic:cNvPicPr>
                   </pic:nvPicPr>
                   <pic:blipFill>
-                    <a:blip r:embed="rId21"/>
+                    <a:blip r:embed="rId20"/>
                     <a:stretch>
                       <a:fillRect/>
                     </a:stretch>
@@ -1532,9 +1473,9 @@
         </w:drawing>
       </w:r>
     </w:p>
+    <w:bookmarkEnd w:id="23"/>
     <w:bookmarkEnd w:id="24"/>
-    <w:bookmarkEnd w:id="25"/>
-    <w:bookmarkStart w:id="26" w:name="độ-tin-cậy-và-trải-nghiệm-sử-dụng"/>
+    <w:bookmarkStart w:id="25" w:name="độ-tin-cậy-và-trải-nghiệm-sử-dụng"/>
     <w:p>
       <w:pPr>
         <w:pStyle w:val="Heading2"/>
@@ -1639,8 +1580,8 @@
         <w:t xml:space="preserve">Lỗi nằm cạnh trường cần sửa. Nút lưu/đóng tới được khi dùng bàn phím ảo; các hộp thoại dùng được bằng bàn phím và không làm người dùng mất vị trí đang thao tác. Chuyển động nhẹ, không đẩy nội dung đang đọc hoặc sửa.</w:t>
       </w:r>
     </w:p>
-    <w:bookmarkEnd w:id="26"/>
-    <w:bookmarkStart w:id="27" w:name="tiêu-chí-chấp-nhận"/>
+    <w:bookmarkEnd w:id="25"/>
+    <w:bookmarkStart w:id="26" w:name="tiêu-chí-chấp-nhận"/>
     <w:p>
       <w:pPr>
         <w:pStyle w:val="Heading2"/>
@@ -1952,14 +1893,49 @@
         </w:tc>
       </w:tr>
     </w:tbl>
+    <w:bookmarkEnd w:id="26"/>
+    <w:bookmarkStart w:id="27" w:name="ngoài-phạm-vi-và-vấn-đề-cần-làm-rõ"/>
+    <w:p>
+      <w:pPr>
+        <w:pStyle w:val="Heading2"/>
+      </w:pPr>
+      <w:r>
+        <w:t xml:space="preserve">8. Ngoài phạm vi và vấn đề cần làm rõ</w:t>
+      </w:r>
+    </w:p>
+    <w:p>
+      <w:pPr>
+        <w:pStyle w:val="FirstParagraph"/>
+      </w:pPr>
+      <w:r>
+        <w:t xml:space="preserve">Không mở rộng sang ứng dụng native, làm việc ngoại tuyến, bản đồ GPS mới hoặc thiết kế lại toàn bộ kế toán. Phê duyệt chỉ được xem xét như một yêu cầu mới nếu khách hàng định nghĩa lại trong tương lai.</w:t>
+      </w:r>
+    </w:p>
+    <w:p>
+      <w:pPr>
+        <w:pStyle w:val="BodyText"/>
+      </w:pPr>
+      <w:r>
+        <w:t xml:space="preserve">Loại chứng từ bắt buộc cho từng loại phí phải có căn cứ nghiệp vụ. Nơi chưa rõ, cần làm rõ nội dung đó; không tự đặt giấy tờ mới hoặc dùng một bước phê duyệt để thay thế.</w:t>
+      </w:r>
+    </w:p>
     <w:bookmarkEnd w:id="27"/>
-    <w:bookmarkStart w:id="28" w:name="ngoài-phạm-vi-và-vấn-đề-cần-làm-rõ"/>
+    <w:bookmarkStart w:id="34" w:name="chi-phí-ops-và-hoàn-ứng"/>
     <w:p>
       <w:pPr>
         <w:pStyle w:val="Heading2"/>
       </w:pPr>
       <w:r>
-        <w:t xml:space="preserve">8. Ngoài phạm vi và vấn đề cần làm rõ</w:t>
+        <w:t xml:space="preserve">9. Chi phí Ops và hoàn ứng</w:t>
+      </w:r>
+    </w:p>
+    <w:bookmarkStart w:id="28" w:name="phân-loại-và-số-tiền"/>
+    <w:p>
+      <w:pPr>
+        <w:pStyle w:val="Heading3"/>
+      </w:pPr>
+      <w:r>
+        <w:t xml:space="preserve">9.1 Phân loại và số tiền</w:t>
       </w:r>
     </w:p>
     <w:p>
@@ -1967,45 +1943,7 @@
         <w:pStyle w:val="FirstParagraph"/>
       </w:pPr>
       <w:r>
-        <w:t xml:space="preserve">Không mở rộng sang ứng dụng native, làm việc ngoại tuyến, bản đồ GPS mới hoặc thiết kế lại toàn bộ kế toán. Phê duyệt chỉ được xem xét như một yêu cầu mới nếu khách hàng định nghĩa lại trong tương lai.</w:t>
-      </w:r>
-    </w:p>
-    <w:p>
-      <w:pPr>
-        <w:pStyle w:val="BodyText"/>
-      </w:pPr>
-      <w:r>
-        <w:t xml:space="preserve">Loại chứng từ bắt buộc cho từng loại phí phải có căn cứ nghiệp vụ. Nơi chưa rõ, cần làm rõ nội dung đó; không tự đặt giấy tờ mới hoặc dùng một bước phê duyệt để thay thế.</w:t>
-      </w:r>
-    </w:p>
-    <w:bookmarkEnd w:id="28"/>
-    <w:bookmarkStart w:id="35" w:name="chi-phí-ops-và-hoàn-ứng"/>
-    <w:p>
-      <w:pPr>
-        <w:pStyle w:val="Heading2"/>
-      </w:pPr>
-      <w:r>
-        <w:t xml:space="preserve">9. Chi phí Ops và hoàn ứng</w:t>
-      </w:r>
-    </w:p>
-    <w:bookmarkStart w:id="29" w:name="phân-loại-và-số-tiền"/>
-    <w:p>
-      <w:pPr>
-        <w:pStyle w:val="Heading3"/>
-      </w:pPr>
-      <w:r>
-        <w:t xml:space="preserve">9.1 Phân loại và số tiền</w:t>
-      </w:r>
-    </w:p>
-    <w:p>
-      <w:pPr>
-        <w:pStyle w:val="FirstParagraph"/>
-      </w:pPr>
-      <w:r>
-        <w:t xml:space="preserve">Một khoản chi giữ riêng</w:t>
-      </w:r>
-      <w:r>
-        <w:t xml:space="preserve"> </w:t>
+        <w:t xml:space="preserve">Một khoản chi giữ riêng </w:t>
       </w:r>
       <w:r>
         <w:rPr>
@@ -2015,13 +1953,7 @@
         <w:t xml:space="preserve">Thực chi</w:t>
       </w:r>
       <w:r>
-        <w:t xml:space="preserve"> </w:t>
-      </w:r>
-      <w:r>
-        <w:t xml:space="preserve">(tiền Ops đã trả khi làm hàng),</w:t>
-      </w:r>
-      <w:r>
-        <w:t xml:space="preserve"> </w:t>
+        <w:t xml:space="preserve"> (tiền Ops đã trả khi làm hàng), </w:t>
       </w:r>
       <w:r>
         <w:rPr>
@@ -2031,13 +1963,7 @@
         <w:t xml:space="preserve">Thực thu — thu khách</w:t>
       </w:r>
       <w:r>
-        <w:t xml:space="preserve"> </w:t>
-      </w:r>
-      <w:r>
-        <w:t xml:space="preserve">(số tính cho khách và ghi công nợ),</w:t>
-      </w:r>
-      <w:r>
-        <w:t xml:space="preserve"> </w:t>
+        <w:t xml:space="preserve"> (số tính cho khách và ghi công nợ), </w:t>
       </w:r>
       <w:r>
         <w:rPr>
@@ -2047,10 +1973,7 @@
         <w:t xml:space="preserve">Đã thu/Đã trả</w:t>
       </w:r>
       <w:r>
-        <w:t xml:space="preserve"> </w:t>
-      </w:r>
-      <w:r>
-        <w:t xml:space="preserve">theo phiếu tiền và thông tin chứng từ. Thực thu có thể bằng 0, nhỏ hơn, bằng hoặc lớn hơn thực chi; không tự ép bằng nhau. Ví dụ Ops chi 500.000đ, tính khách 300.000đ nhưng khách chưa trả: thực thu 300.000đ, đã thu 0đ, còn phải thu 300.000đ, chênh lệch khoản phí −200.000đ. Khách trả 100.000đ thì đã thu 100.000đ, còn phải thu 200.000đ; thực thu và thực chi không đổi. Có hóa đơn không đồng nghĩa đã được khách thanh toán. Không có hóa đơn không đồng nghĩa không cần biên lai, hoặc luôn được tính thêm cho khách.</w:t>
+        <w:t xml:space="preserve"> theo phiếu tiền và thông tin chứng từ. Thực thu có thể bằng 0, nhỏ hơn, bằng hoặc lớn hơn thực chi; không tự ép bằng nhau. Ví dụ Ops chi 500.000đ, tính khách 300.000đ nhưng khách chưa trả: thực thu 300.000đ, đã thu 0đ, còn phải thu 300.000đ, chênh lệch khoản phí −200.000đ. Khách trả 100.000đ thì đã thu 100.000đ, còn phải thu 200.000đ; thực thu và thực chi không đổi. Có hóa đơn không đồng nghĩa đã được khách thanh toán. Không có hóa đơn không đồng nghĩa không cần biên lai, hoặc luôn được tính thêm cho khách.</w:t>
       </w:r>
     </w:p>
     <w:tbl>
@@ -2292,10 +2215,7 @@
         <w:pStyle w:val="BodyText"/>
       </w:pPr>
       <w:r>
-        <w:t xml:space="preserve">Mỗi</w:t>
-      </w:r>
-      <w:r>
-        <w:t xml:space="preserve"> </w:t>
+        <w:t xml:space="preserve">Mỗi </w:t>
       </w:r>
       <w:r>
         <w:rPr>
@@ -2305,13 +2225,7 @@
         <w:t xml:space="preserve">loại chi phí</w:t>
       </w:r>
       <w:r>
-        <w:t xml:space="preserve"> </w:t>
-      </w:r>
-      <w:r>
-        <w:t xml:space="preserve">trong danh mục có một</w:t>
-      </w:r>
-      <w:r>
-        <w:t xml:space="preserve"> </w:t>
+        <w:t xml:space="preserve"> trong danh mục có một </w:t>
       </w:r>
       <w:r>
         <w:rPr>
@@ -2321,13 +2235,7 @@
         <w:t xml:space="preserve">Nhóm quyết toán</w:t>
       </w:r>
       <w:r>
-        <w:t xml:space="preserve"> </w:t>
-      </w:r>
-      <w:r>
-        <w:t xml:space="preserve">do người có quyền đặt (Hải quan giám sát, Phát sinh, Khác, Nâng, Hạ, CSHT — sửa chữa hạ tầng, …). Bảng quyết toán của lô nhóm tiền theo Nhóm quyết toán này; loại nào chưa được phân nhóm hiển thị trong nhóm</w:t>
-      </w:r>
-      <w:r>
-        <w:t xml:space="preserve"> </w:t>
+        <w:t xml:space="preserve"> do người có quyền đặt (Hải quan giám sát, Phát sinh, Khác, Nâng, Hạ, CSHT — sửa chữa hạ tầng, …). Bảng quyết toán của lô nhóm tiền theo Nhóm quyết toán này; loại nào chưa được phân nhóm hiển thị trong nhóm </w:t>
       </w:r>
       <w:r>
         <w:rPr>
@@ -2337,13 +2245,7 @@
         <w:t xml:space="preserve">Chưa phân loại</w:t>
       </w:r>
       <w:r>
-        <w:t xml:space="preserve"> </w:t>
-      </w:r>
-      <w:r>
-        <w:t xml:space="preserve">trên bảng và</w:t>
-      </w:r>
-      <w:r>
-        <w:t xml:space="preserve"> </w:t>
+        <w:t xml:space="preserve"> trên bảng và </w:t>
       </w:r>
       <w:r>
         <w:rPr>
@@ -2353,13 +2255,7 @@
         <w:t xml:space="preserve">tổng các nhóm luôn khớp tổng chi phí của lô</w:t>
       </w:r>
       <w:r>
-        <w:t xml:space="preserve"> </w:t>
-      </w:r>
-      <w:r>
-        <w:t xml:space="preserve">— không để mất một đồng nào khỏi bảng. Đổi Nhóm quyết toán của một loại chỉ ảnh hưởng quyết toán sau đó; chứng từ đã phát hành giữ nguyên cấu trúc tại thời điểm phát hành. Phí cân hàng mặc định thuộc nhóm</w:t>
-      </w:r>
-      <w:r>
-        <w:t xml:space="preserve"> </w:t>
+        <w:t xml:space="preserve"> — không để mất một đồng nào khỏi bảng. Đổi Nhóm quyết toán của một loại chỉ ảnh hưởng quyết toán sau đó; chứng từ đã phát hành giữ nguyên cấu trúc tại thời điểm phát hành. Phí cân hàng mặc định thuộc nhóm </w:t>
       </w:r>
       <w:r>
         <w:rPr>
@@ -2377,10 +2273,7 @@
         <w:pStyle w:val="BodyText"/>
       </w:pPr>
       <w:r>
-        <w:t xml:space="preserve">Về chứng từ:</w:t>
-      </w:r>
-      <w:r>
-        <w:t xml:space="preserve"> </w:t>
+        <w:t xml:space="preserve">Về chứng từ: </w:t>
       </w:r>
       <w:r>
         <w:rPr>
@@ -2390,43 +2283,17 @@
         <w:t xml:space="preserve">nâng, hạ, cân hàng, cơ sở hạ tầng, kiểm hóa, hải quan (phí làm tờ khai) và toàn bộ nhóm chi hộ có hóa đơn</w:t>
       </w:r>
       <w:r>
-        <w:t xml:space="preserve"> </w:t>
-      </w:r>
-      <w:r>
-        <w:t xml:space="preserve">(nâng vỏ / nâng hàng / lưu bãi, hạ vỏ / hạ hàng / lưu vỏ / lưu bãi và các phí chi hộ khác như gia hạn, vệ sinh, soi chiếu, bốc xếp, công nhân, lưu kho)</w:t>
-      </w:r>
-      <w:r>
-        <w:t xml:space="preserve"> </w:t>
-      </w:r>
-      <w:r>
-        <w:rPr>
-          <w:b/>
-          <w:bCs/>
-        </w:rPr>
-        <w:t xml:space="preserve">là nhóm</w:t>
-      </w:r>
-      <w:r>
-        <w:rPr>
-          <w:b/>
-          <w:bCs/>
-        </w:rPr>
-        <w:t xml:space="preserve"> </w:t>
-      </w:r>
-      <w:r>
-        <w:rPr>
-          <w:b/>
-          <w:bCs/>
-        </w:rPr>
-        <w:t xml:space="preserve">“yêu cầu hóa đơn”</w:t>
-      </w:r>
-      <w:r>
-        <w:t xml:space="preserve"> </w:t>
-      </w:r>
-      <w:r>
-        <w:t xml:space="preserve">— đường phê duyệt/quyết toán đòi số hóa đơn thật, không chấp nhận bằng chứng thay thế cho nhóm này; chỉ Phí khác (không hóa đơn), dịch vụ kiểm hóa (kiểm dịch vụ), phụ phí vùng và phí sửa chữa dọc đường mới được cân nhắc bằng chứng thay thế khi phê duyệt. Hai nhóm</w:t>
-      </w:r>
-      <w:r>
-        <w:t xml:space="preserve"> </w:t>
+        <w:t xml:space="preserve"> (nâng vỏ / nâng hàng / lưu bãi, hạ vỏ / hạ hàng / lưu vỏ / lưu bãi và các phí chi hộ khác như gia hạn, vệ sinh, soi chiếu, bốc xếp, công nhân, lưu kho) </w:t>
+      </w:r>
+      <w:r>
+        <w:rPr>
+          <w:b/>
+          <w:bCs/>
+        </w:rPr>
+        <w:t>là nhóm “yêu cầu hóa đơn”</w:t>
+      </w:r>
+      <w:r>
+        <w:t xml:space="preserve"> — đường phê duyệt/quyết toán đòi số hóa đơn thật, không chấp nhận bằng chứng thay thế cho nhóm này; chỉ Phí khác (không hóa đơn), dịch vụ kiểm hóa (kiểm dịch vụ), phụ phí vùng và phí sửa chữa dọc đường mới được cân nhắc bằng chứng thay thế khi phê duyệt. Hai nhóm </w:t>
       </w:r>
       <w:r>
         <w:rPr>
@@ -2436,13 +2303,7 @@
         <w:t xml:space="preserve">“Giao nhận Ops”</w:t>
       </w:r>
       <w:r>
-        <w:t xml:space="preserve"> </w:t>
-      </w:r>
-      <w:r>
-        <w:t xml:space="preserve">và</w:t>
-      </w:r>
-      <w:r>
-        <w:t xml:space="preserve"> </w:t>
+        <w:t xml:space="preserve"> và </w:t>
       </w:r>
       <w:r>
         <w:rPr>
@@ -2452,13 +2313,7 @@
         <w:t xml:space="preserve">“Phát sinh Ops”</w:t>
       </w:r>
       <w:r>
-        <w:t xml:space="preserve"> </w:t>
-      </w:r>
-      <w:r>
-        <w:t xml:space="preserve">ở bảng trên là nhóm</w:t>
-      </w:r>
-      <w:r>
-        <w:t xml:space="preserve"> </w:t>
+        <w:t xml:space="preserve"> ở bảng trên là nhóm </w:t>
       </w:r>
       <w:r>
         <w:rPr>
@@ -2468,13 +2323,7 @@
         <w:t xml:space="preserve">không hóa đơn</w:t>
       </w:r>
       <w:r>
-        <w:t xml:space="preserve"> </w:t>
-      </w:r>
-      <w:r>
-        <w:t xml:space="preserve">— tên phí gõ trong hai nhóm này không làm khoản chi trở thành có hóa đơn, dù tên đó trùng với một loại phí có hóa đơn. Dòng chi phí đã gắn số hóa đơn bị khóa trên màn quyết toán (xem quy trình lô §7.9). Cờ này là cờ</w:t>
-      </w:r>
-      <w:r>
-        <w:t xml:space="preserve"> </w:t>
+        <w:t xml:space="preserve"> — tên phí gõ trong hai nhóm này không làm khoản chi trở thành có hóa đơn, dù tên đó trùng với một loại phí có hóa đơn. Dòng chi phí đã gắn số hóa đơn bị khóa trên màn quyết toán (xem quy trình lô §7.9). Cờ này là cờ </w:t>
       </w:r>
       <w:r>
         <w:rPr>
@@ -2484,10 +2333,7 @@
         <w:t xml:space="preserve">đường phê duyệt</w:t>
       </w:r>
       <w:r>
-        <w:t xml:space="preserve"> </w:t>
-      </w:r>
-      <w:r>
-        <w:t xml:space="preserve">— không phải khóa sửa theo loại trên màn hình nhập chi phí.</w:t>
+        <w:t xml:space="preserve"> — không phải khóa sửa theo loại trên màn hình nhập chi phí.</w:t>
       </w:r>
     </w:p>
     <w:p>
@@ -2495,10 +2341,7 @@
         <w:pStyle w:val="BodyText"/>
       </w:pPr>
       <w:r>
-        <w:t xml:space="preserve">Mỗi dòng có lô, container/phí chung, ngày chi, nhóm/tên phí, người thực trả tiền, người nhập, thực chi, số thu khách, số hóa đơn khi có, biên lai và ghi chú. “Người thanh toán” là người thực hiện khoản chi; nhập thay không đổi người này thành người đang đăng nhập. Ghi chú cần trao đổi thu thêm với khách,</w:t>
-      </w:r>
-      <w:r>
-        <w:t xml:space="preserve"> </w:t>
+        <w:t xml:space="preserve">Mỗi dòng có lô, container/phí chung, ngày chi, nhóm/tên phí, người thực trả tiền, người nhập, thực chi, số thu khách, số hóa đơn khi có, biên lai và ghi chú. “Người thanh toán” là người thực hiện khoản chi; nhập thay không đổi người này thành người đang đăng nhập. Ghi chú cần trao đổi thu thêm với khách, </w:t>
       </w:r>
       <w:r>
         <w:rPr>
@@ -2511,347 +2354,218 @@
         <w:t xml:space="preserve">, phải đọc được tại kế hoạch điều vận (kế toán) và nơi CUS/kế toán xử lý khoản thu (danh sách phơi phiếu) — chỉ nội dung lý do, không kèm số tiền hay thông tin quỹ.</w:t>
       </w:r>
     </w:p>
+    <w:bookmarkEnd w:id="28"/>
+    <w:bookmarkStart w:id="29" w:name="xác-nhận-chi-phí-và-bảng-hoàn-ứng"/>
+    <w:p>
+      <w:pPr>
+        <w:pStyle w:val="Heading3"/>
+      </w:pPr>
+      <w:r>
+        <w:t xml:space="preserve">9.2 Xác nhận chi phí và bảng hoàn ứng</w:t>
+      </w:r>
+    </w:p>
+    <w:p>
+      <w:pPr>
+        <w:pStyle w:val="FirstParagraph"/>
+      </w:pPr>
+      <w:r>
+        <w:t xml:space="preserve">Kế toán có thể chọn một hoặc nhiều dòng để </w:t>
+      </w:r>
+      <w:r>
+        <w:rPr>
+          <w:b/>
+          <w:bCs/>
+        </w:rPr>
+        <w:t xml:space="preserve">ghi nhận đối chiếu</w:t>
+      </w:r>
+      <w:r>
+        <w:t xml:space="preserve">; ghi người và ngày đối chiếu thực tế. Đây là thao tác trực tiếp, không tạo người duyệt, cấp duyệt, trạng thái chờ duyệt hay điều kiện hoàn thành chuyến. Khoản đã chi từ quỹ Ops chỉ trừ quỹ một lần khi ghi nhận thực chi; đối chiếu, thêm hóa đơn và lập bảng hoàn ứng không trừ lại.</w:t>
+      </w:r>
+    </w:p>
+    <w:p>
+      <w:pPr>
+        <w:pStyle w:val="BodyText"/>
+      </w:pPr>
+      <w:r>
+        <w:t xml:space="preserve">Bảng hỗ trợ lọc ngày/đợt đề nghị, nhân viên, lô và khách hàng; xem theo lô hoặc nhân viên. Hiển thị ngày lập, ngày đối chiếu, người đề nghị, khách/nhà máy, Bill/Booking/tờ khai, container, hai nhóm chi phí có/không hóa đơn và ghi chú. Chọn tất cả phải nói rõ phạm vi chọn và tổng tiền.</w:t>
+      </w:r>
+    </w:p>
+    <w:p>
+      <w:pPr>
+        <w:pStyle w:val="BodyText"/>
+      </w:pPr>
+      <w:r>
+        <w:t xml:space="preserve">Báo cáo hoàn ứng theo nhân viên/đợt cho biết </w:t>
+      </w:r>
+      <w:r>
+        <w:rPr>
+          <w:b/>
+          <w:bCs/>
+        </w:rPr>
+        <w:t xml:space="preserve">chi phí thuộc đợt</w:t>
+      </w:r>
+      <w:r>
+        <w:t xml:space="preserve">, </w:t>
+      </w:r>
+      <w:r>
+        <w:rPr>
+          <w:b/>
+          <w:bCs/>
+        </w:rPr>
+        <w:t xml:space="preserve">tiền ứng thực nhận được phân bổ</w:t>
+      </w:r>
+      <w:r>
+        <w:t xml:space="preserve">, </w:t>
+      </w:r>
+      <w:r>
+        <w:rPr>
+          <w:b/>
+          <w:bCs/>
+        </w:rPr>
+        <w:t xml:space="preserve">công ty cần trả thêm</w:t>
+      </w:r>
+      <w:r>
+        <w:t xml:space="preserve">, </w:t>
+      </w:r>
+      <w:r>
+        <w:rPr>
+          <w:b/>
+          <w:bCs/>
+        </w:rPr>
+        <w:t xml:space="preserve">Ops cần hoàn lại</w:t>
+      </w:r>
+      <w:r>
+        <w:t xml:space="preserve">, </w:t>
+      </w:r>
+      <w:r>
+        <w:rPr>
+          <w:b/>
+          <w:bCs/>
+        </w:rPr>
+        <w:t xml:space="preserve">đã quyết toán bằng tiền</w:t>
+      </w:r>
+      <w:r>
+        <w:t xml:space="preserve"> và </w:t>
+      </w:r>
+      <w:r>
+        <w:rPr>
+          <w:b/>
+          <w:bCs/>
+        </w:rPr>
+        <w:t xml:space="preserve">còn lại</w:t>
+      </w:r>
+      <w:r>
+        <w:t xml:space="preserve">. Một khoản ứng hay chi không được tính toàn bộ vào nhiều đợt.</w:t>
+      </w:r>
+    </w:p>
+    <w:p>
+      <w:pPr>
+        <w:pStyle w:val="BodyText"/>
+      </w:pPr>
+      <w:r>
+        <w:t xml:space="preserve">Yêu cầu tạm ứng chỉ ghi nhu cầu, hiển thị “Chưa giao tiền”; không tăng số dư quỹ hoặc khoản ứng được phân bổ. Khi thực tế giao tiền, kế toán chọn đúng yêu cầu đã có để ghi chi, không phải tạo một yêu cầu khác. Yêu cầu cũ chỉ có bút toán nhưng chưa có chứng từ giao tiền không được coi là đã nhận. Đảo giao dịch giao tiền cập nhật số thực nhận, giữ nguyên lịch sử.</w:t>
+      </w:r>
+    </w:p>
+    <w:p>
+      <w:pPr>
+        <w:pStyle w:val="BodyText"/>
+      </w:pPr>
+      <w:r>
+        <w:t xml:space="preserve">Kế toán nhập chi thay Ops phải xuất hiện ngay trong lịch sử và số thực chi của đúng Ops, kể cả phí thuộc công việc vận chuyển đã có. Người chi và người nhập hiển thị riêng; phí lịch sử vẫn xem được, không sao chép thành một chi phí mới.</w:t>
+      </w:r>
+    </w:p>
+    <w:p>
+      <w:pPr>
+        <w:pStyle w:val="BodyText"/>
+      </w:pPr>
+      <w:r>
+        <w:rPr>
+          <w:b/>
+          <w:bCs/>
+        </w:rPr>
+        <w:t xml:space="preserve">Chênh lệch ban đầu = Chi phí thuộc đợt − Tiền ứng thực nhận được phân bổ.</w:t>
+      </w:r>
+      <w:r>
+        <w:t xml:space="preserve"> Dương là công ty cần trả thêm; âm là Ops cần hoàn lại. Số dư quỹ dùng chiều ngược lại, vì vậy đối chiếu cùng giao dịch và ý nghĩa thu/chi, không ép hai số có cùng dấu. Thanh toán bổ sung và hoàn ứng thực tế giảm nghĩa vụ còn lại đúng một lần. Giới hạn trả thêm dựa trên chi phí và khoản ứng đã chọn trong đúng đợt. Tiền ứng chưa phân bổ hoặc dư tiền của đợt khác không tự bù trừ hoặc làm mất khả năng thanh toán đợt này; cùng khoản ứng không được sử dụng lần hai.</w:t>
+      </w:r>
+    </w:p>
+    <w:p>
+      <w:pPr>
+        <w:pStyle w:val="BodyText"/>
+      </w:pPr>
+      <w:r>
+        <w:rPr>
+          <w:b/>
+          <w:bCs/>
+        </w:rPr>
+        <w:t xml:space="preserve">Bảng kiểm chi phí Ops (ship 22/09):</w:t>
+      </w:r>
+      <w:r>
+        <w:t xml:space="preserve"> kế toán xem các khoản Ops đã nhập trên một bảng duy nhất, lọc theo khoảng ngày, nhân viên thanh toán và tiến độ; tích xác nhận từng dòng hoặc tích tất cả — ngày và người xác nhận được ghi lại; chỉ khoản đã xác nhận mới được tính về sau. </w:t>
+      </w:r>
+      <w:r>
+        <w:rPr>
+          <w:b/>
+          <w:bCs/>
+        </w:rPr>
+        <w:t xml:space="preserve">Báo cáo tổng hợp hoàn ứng tháng</w:t>
+      </w:r>
+      <w:r>
+        <w:t xml:space="preserve"> theo nhân viên: tiền ĐNTT (chỉ đếm khoản đã xác nhận) − tạm ứng còn giữ = </w:t>
+      </w:r>
+      <w:r>
+        <w:rPr>
+          <w:b/>
+          <w:bCs/>
+        </w:rPr>
+        <w:t xml:space="preserve">còn phải hoàn ứng</w:t>
+      </w:r>
+      <w:r>
+        <w:t xml:space="preserve">, kèm nhãn chiều số rõ ràng — dương “Công ty thanh toán hoàn ứng”, âm “Công ty yêu cầu nhân viên hoàn trả tạm ứng”, không hiện số âm trần trụi. Phiếu chi/thu tạm ứng lập từ đúng báo cáo này qua engine phiếu quỹ hiện có; sau khi phiếu post, sổ quỹ và báo cáo hội tụ về một số. </w:t>
+      </w:r>
+      <w:r>
+        <w:rPr>
+          <w:b/>
+          <w:bCs/>
+        </w:rPr>
+        <w:t xml:space="preserve">Bảng điều khiển phôi phiếu</w:t>
+      </w:r>
+      <w:r>
+        <w:t xml:space="preserve"> gom phiếu thu/chi theo chuyến (gom dòng cùng xe liền nhau); lập phiếu từ bảng này tuân theo hai quy tắc: </w:t>
+      </w:r>
+      <w:r>
+        <w:rPr>
+          <w:b/>
+          <w:bCs/>
+        </w:rPr>
+        <w:t xml:space="preserve">(1) Đối chiếu trước, thanh toán sau</w:t>
+      </w:r>
+      <w:r>
+        <w:t xml:space="preserve"> — chỉ khoản đã tích xác nhận (đối chiếu) mới được đưa vào phiếu; còn khoản chưa đối chiếu thì phiếu không lập được và màn hình nêu tên từng khoản chưa đối chiếu theo tên phí, không nêu mã nội bộ; </w:t>
+      </w:r>
+      <w:r>
+        <w:rPr>
+          <w:b/>
+          <w:bCs/>
+        </w:rPr>
+        <w:t xml:space="preserve">(2) Mỗi nguồn một đường thanh toán</w:t>
+      </w:r>
+      <w:r>
+        <w:t xml:space="preserve"> — bảng phôi phiếu chỉ lập phiếu từ các khoản chi hộ; các khoản tiền đường (tiền đi đường của lái xe) được thanh toán qua phiếu thu/chi trên màn chi phí Ops, không qua bảng phôi phiếu; hai đường không nhận phần của nhau nên không thể trả hai lần cùng một khoản. Bộ đếm trên bảng cho biết đúng tập nguồn đủ điều kiện lập phiếu theo chiều thu/chi — nút nói đúng những gì bấm nút sẽ phát hành. </w:t>
+      </w:r>
+      <w:r>
+        <w:rPr>
+          <w:b/>
+          <w:bCs/>
+        </w:rPr>
+        <w:t xml:space="preserve">Theo dõi hóa đơn kết hợp</w:t>
+      </w:r>
+      <w:r>
+        <w:t xml:space="preserve"> quản lý số hóa đơn, số tiền hóa đơn và tiền trả nhà cung cấp theo lô — CUS xem chỉ-đọc.</w:t>
+      </w:r>
+    </w:p>
     <w:bookmarkEnd w:id="29"/>
-    <w:bookmarkStart w:id="30" w:name="xác-nhận-chi-phí-và-bảng-hoàn-ứng"/>
-    <w:p>
-      <w:pPr>
-        <w:pStyle w:val="Heading3"/>
-      </w:pPr>
-      <w:r>
-        <w:t xml:space="preserve">9.2 Xác nhận chi phí và bảng hoàn ứng</w:t>
-      </w:r>
-    </w:p>
-    <w:p>
-      <w:pPr>
-        <w:pStyle w:val="FirstParagraph"/>
-      </w:pPr>
-      <w:r>
-        <w:t xml:space="preserve">Kế toán có thể chọn một hoặc nhiều dòng để</w:t>
-      </w:r>
-      <w:r>
-        <w:t xml:space="preserve"> </w:t>
-      </w:r>
-      <w:r>
-        <w:rPr>
-          <w:b/>
-          <w:bCs/>
-        </w:rPr>
-        <w:t xml:space="preserve">ghi nhận đối chiếu</w:t>
-      </w:r>
-      <w:r>
-        <w:t xml:space="preserve">; ghi người và ngày đối chiếu thực tế. Đây là thao tác trực tiếp, không tạo người duyệt, cấp duyệt, trạng thái chờ duyệt hay điều kiện hoàn thành chuyến. Khoản đã chi từ quỹ Ops chỉ trừ quỹ một lần khi ghi nhận thực chi; đối chiếu, thêm hóa đơn và lập bảng hoàn ứng không trừ lại.</w:t>
-      </w:r>
-    </w:p>
-    <w:p>
-      <w:pPr>
-        <w:pStyle w:val="BodyText"/>
-      </w:pPr>
-      <w:r>
-        <w:t xml:space="preserve">Bảng hỗ trợ lọc ngày/đợt đề nghị, nhân viên, lô và khách hàng; xem theo lô hoặc nhân viên. Hiển thị ngày lập, ngày đối chiếu, người đề nghị, khách/nhà máy, Bill/Booking/tờ khai, container, hai nhóm chi phí có/không hóa đơn và ghi chú. Chọn tất cả phải nói rõ phạm vi chọn và tổng tiền.</w:t>
-      </w:r>
-    </w:p>
-    <w:p>
-      <w:pPr>
-        <w:pStyle w:val="BodyText"/>
-      </w:pPr>
-      <w:r>
-        <w:t xml:space="preserve">Báo cáo hoàn ứng theo nhân viên/đợt cho biết</w:t>
-      </w:r>
-      <w:r>
-        <w:t xml:space="preserve"> </w:t>
-      </w:r>
-      <w:r>
-        <w:rPr>
-          <w:b/>
-          <w:bCs/>
-        </w:rPr>
-        <w:t xml:space="preserve">chi phí thuộc đợt</w:t>
-      </w:r>
-      <w:r>
-        <w:t xml:space="preserve">,</w:t>
-      </w:r>
-      <w:r>
-        <w:t xml:space="preserve"> </w:t>
-      </w:r>
-      <w:r>
-        <w:rPr>
-          <w:b/>
-          <w:bCs/>
-        </w:rPr>
-        <w:t xml:space="preserve">tiền ứng thực nhận được phân bổ</w:t>
-      </w:r>
-      <w:r>
-        <w:t xml:space="preserve">,</w:t>
-      </w:r>
-      <w:r>
-        <w:t xml:space="preserve"> </w:t>
-      </w:r>
-      <w:r>
-        <w:rPr>
-          <w:b/>
-          <w:bCs/>
-        </w:rPr>
-        <w:t xml:space="preserve">công ty cần trả thêm</w:t>
-      </w:r>
-      <w:r>
-        <w:t xml:space="preserve">,</w:t>
-      </w:r>
-      <w:r>
-        <w:t xml:space="preserve"> </w:t>
-      </w:r>
-      <w:r>
-        <w:rPr>
-          <w:b/>
-          <w:bCs/>
-        </w:rPr>
-        <w:t xml:space="preserve">Ops cần hoàn lại</w:t>
-      </w:r>
-      <w:r>
-        <w:t xml:space="preserve">,</w:t>
-      </w:r>
-      <w:r>
-        <w:t xml:space="preserve"> </w:t>
-      </w:r>
-      <w:r>
-        <w:rPr>
-          <w:b/>
-          <w:bCs/>
-        </w:rPr>
-        <w:t xml:space="preserve">đã quyết toán bằng tiền</w:t>
-      </w:r>
-      <w:r>
-        <w:t xml:space="preserve"> </w:t>
-      </w:r>
-      <w:r>
-        <w:t xml:space="preserve">và</w:t>
-      </w:r>
-      <w:r>
-        <w:t xml:space="preserve"> </w:t>
-      </w:r>
-      <w:r>
-        <w:rPr>
-          <w:b/>
-          <w:bCs/>
-        </w:rPr>
-        <w:t xml:space="preserve">còn lại</w:t>
-      </w:r>
-      <w:r>
-        <w:t xml:space="preserve">. Một khoản ứng hay chi không được tính toàn bộ vào nhiều đợt.</w:t>
-      </w:r>
-    </w:p>
-    <w:p>
-      <w:pPr>
-        <w:pStyle w:val="BodyText"/>
-      </w:pPr>
-      <w:r>
-        <w:t xml:space="preserve">Yêu cầu tạm ứng chỉ ghi nhu cầu, hiển thị “Chưa giao tiền”; không tăng số dư quỹ hoặc khoản ứng được phân bổ. Khi thực tế giao tiền, kế toán chọn đúng yêu cầu đã có để ghi chi, không phải tạo một yêu cầu khác. Yêu cầu cũ chỉ có bút toán nhưng chưa có chứng từ giao tiền không được coi là đã nhận. Đảo giao dịch giao tiền cập nhật số thực nhận, giữ nguyên lịch sử.</w:t>
-      </w:r>
-    </w:p>
-    <w:p>
-      <w:pPr>
-        <w:pStyle w:val="BodyText"/>
-      </w:pPr>
-      <w:r>
-        <w:t xml:space="preserve">Kế toán nhập chi thay Ops phải xuất hiện ngay trong lịch sử và số thực chi của đúng Ops, kể cả phí thuộc công việc vận chuyển đã có. Người chi và người nhập hiển thị riêng; phí lịch sử vẫn xem được, không sao chép thành một chi phí mới.</w:t>
-      </w:r>
-    </w:p>
-    <w:p>
-      <w:pPr>
-        <w:pStyle w:val="BodyText"/>
-      </w:pPr>
-      <w:r>
-        <w:rPr>
-          <w:b/>
-          <w:bCs/>
-        </w:rPr>
-        <w:t xml:space="preserve">Chênh lệch ban đầu = Chi phí thuộc đợt − Tiền ứng thực nhận được phân bổ.</w:t>
-      </w:r>
-      <w:r>
-        <w:t xml:space="preserve"> </w:t>
-      </w:r>
-      <w:r>
-        <w:t xml:space="preserve">Dương là công ty cần trả thêm; âm là Ops cần hoàn lại. Số dư quỹ dùng chiều ngược lại, vì vậy đối chiếu cùng giao dịch và ý nghĩa thu/chi, không ép hai số có cùng dấu. Thanh toán bổ sung và hoàn ứng thực tế giảm nghĩa vụ còn lại đúng một lần. Giới hạn trả thêm dựa trên chi phí và khoản ứng đã chọn trong đúng đợt. Tiền ứng chưa phân bổ hoặc dư tiền của đợt khác không tự bù trừ hoặc làm mất khả năng thanh toán đợt này; cùng khoản ứng không được sử dụng lần hai.</w:t>
-      </w:r>
-    </w:p>
-    <w:p>
-      <w:pPr>
-        <w:pStyle w:val="BodyText"/>
-      </w:pPr>
-      <w:r>
-        <w:rPr>
-          <w:b/>
-          <w:bCs/>
-        </w:rPr>
-        <w:t xml:space="preserve">Bảng kiểm chi phí Ops (ship 22/09):</w:t>
-      </w:r>
-      <w:r>
-        <w:t xml:space="preserve"> </w:t>
-      </w:r>
-      <w:r>
-        <w:t xml:space="preserve">kế toán xem các khoản Ops đã nhập trên một bảng duy nhất, lọc theo khoảng ngày, nhân viên thanh toán và tiến độ; tích xác nhận từng dòng hoặc tích tất cả — ngày và người xác nhận được ghi lại; chỉ khoản đã xác nhận mới được tính về sau.</w:t>
-      </w:r>
-      <w:r>
-        <w:t xml:space="preserve"> </w:t>
-      </w:r>
-      <w:r>
-        <w:rPr>
-          <w:b/>
-          <w:bCs/>
-        </w:rPr>
-        <w:t xml:space="preserve">Báo cáo tổng hợp hoàn ứng tháng</w:t>
-      </w:r>
-      <w:r>
-        <w:t xml:space="preserve"> </w:t>
-      </w:r>
-      <w:r>
-        <w:t xml:space="preserve">theo nhân viên: tiền ĐNTT (chỉ đếm khoản đã xác nhận) − tạm ứng còn giữ =</w:t>
-      </w:r>
-      <w:r>
-        <w:t xml:space="preserve"> </w:t>
-      </w:r>
-      <w:r>
-        <w:rPr>
-          <w:b/>
-          <w:bCs/>
-        </w:rPr>
-        <w:t xml:space="preserve">còn phải hoàn ứng</w:t>
-      </w:r>
-      <w:r>
-        <w:t xml:space="preserve">, kèm nhãn chiều số rõ ràng — dương</w:t>
-      </w:r>
-      <w:r>
-        <w:t xml:space="preserve"> </w:t>
-      </w:r>
-      <w:r>
-        <w:t xml:space="preserve">“Công ty thanh toán hoàn ứng”</w:t>
-      </w:r>
-      <w:r>
-        <w:t xml:space="preserve">, âm</w:t>
-      </w:r>
-      <w:r>
-        <w:t xml:space="preserve"> </w:t>
-      </w:r>
-      <w:r>
-        <w:t xml:space="preserve">“Công ty yêu cầu nhân viên hoàn trả tạm ứng”</w:t>
-      </w:r>
-      <w:r>
-        <w:t xml:space="preserve">, không hiện số âm trần trụi. Phiếu chi/thu tạm ứng lập từ đúng báo cáo này qua engine phiếu quỹ hiện có; sau khi phiếu post, sổ quỹ và báo cáo hội tụ về một số.</w:t>
-      </w:r>
-      <w:r>
-        <w:t xml:space="preserve"> </w:t>
-      </w:r>
-      <w:r>
-        <w:rPr>
-          <w:b/>
-          <w:bCs/>
-        </w:rPr>
-        <w:t xml:space="preserve">Bảng điều khiển phôi phiếu</w:t>
-      </w:r>
-      <w:r>
-        <w:t xml:space="preserve"> </w:t>
-      </w:r>
-      <w:r>
-        <w:t xml:space="preserve">gom phiếu thu/chi theo chuyến (gom dòng cùng xe liền nhau);</w:t>
-      </w:r>
-      <w:r>
-        <w:t xml:space="preserve"> </w:t>
-      </w:r>
-      <w:r>
-        <w:t xml:space="preserve">lập phiếu từ bảng này tuân theo hai quy tắc:</w:t>
-      </w:r>
-      <w:r>
-        <w:t xml:space="preserve"> </w:t>
-      </w:r>
-      <w:r>
-        <w:rPr>
-          <w:b/>
-          <w:bCs/>
-        </w:rPr>
-        <w:t xml:space="preserve">(1) Đối chiếu trước, thanh toán sau</w:t>
-      </w:r>
-      <w:r>
-        <w:t xml:space="preserve"> </w:t>
-      </w:r>
-      <w:r>
-        <w:t xml:space="preserve">— chỉ</w:t>
-      </w:r>
-      <w:r>
-        <w:t xml:space="preserve"> </w:t>
-      </w:r>
-      <w:r>
-        <w:t xml:space="preserve">khoản đã tích xác nhận (đối chiếu) mới được đưa vào phiếu; còn khoản chưa đối chiếu thì phiếu</w:t>
-      </w:r>
-      <w:r>
-        <w:t xml:space="preserve"> </w:t>
-      </w:r>
-      <w:r>
-        <w:t xml:space="preserve">không lập được và màn hình nêu tên từng khoản chưa đối chiếu theo tên phí, không nêu mã nội</w:t>
-      </w:r>
-      <w:r>
-        <w:t xml:space="preserve"> </w:t>
-      </w:r>
-      <w:r>
-        <w:t xml:space="preserve">bộ;</w:t>
-      </w:r>
-      <w:r>
-        <w:t xml:space="preserve"> </w:t>
-      </w:r>
-      <w:r>
-        <w:rPr>
-          <w:b/>
-          <w:bCs/>
-        </w:rPr>
-        <w:t xml:space="preserve">(2) Mỗi nguồn một đường thanh toán</w:t>
-      </w:r>
-      <w:r>
-        <w:t xml:space="preserve"> </w:t>
-      </w:r>
-      <w:r>
-        <w:t xml:space="preserve">— bảng phôi phiếu chỉ lập phiếu từ các khoản chi</w:t>
-      </w:r>
-      <w:r>
-        <w:t xml:space="preserve"> </w:t>
-      </w:r>
-      <w:r>
-        <w:t xml:space="preserve">hộ; các khoản tiền đường (tiền đi đường của lái xe) được thanh toán qua phiếu thu/chi trên</w:t>
-      </w:r>
-      <w:r>
-        <w:t xml:space="preserve"> </w:t>
-      </w:r>
-      <w:r>
-        <w:t xml:space="preserve">màn chi phí Ops, không qua bảng phôi phiếu; hai đường không nhận phần của nhau nên không thể</w:t>
-      </w:r>
-      <w:r>
-        <w:t xml:space="preserve"> </w:t>
-      </w:r>
-      <w:r>
-        <w:t xml:space="preserve">trả hai lần cùng một khoản. Bộ đếm trên bảng cho biết đúng tập nguồn đủ điều kiện lập phiếu</w:t>
-      </w:r>
-      <w:r>
-        <w:t xml:space="preserve"> </w:t>
-      </w:r>
-      <w:r>
-        <w:t xml:space="preserve">theo chiều thu/chi — nút nói đúng những gì bấm nút sẽ phát hành.</w:t>
-      </w:r>
-      <w:r>
-        <w:t xml:space="preserve"> </w:t>
-      </w:r>
-      <w:r>
-        <w:rPr>
-          <w:b/>
-          <w:bCs/>
-        </w:rPr>
-        <w:t xml:space="preserve">Theo dõi hóa đơn kết hợp</w:t>
-      </w:r>
-      <w:r>
-        <w:t xml:space="preserve"> </w:t>
-      </w:r>
-      <w:r>
-        <w:t xml:space="preserve">quản lý số hóa đơn, số tiền hóa đơn và tiền trả nhà cung cấp theo lô — CUS xem chỉ-đọc.</w:t>
-      </w:r>
-    </w:p>
-    <w:bookmarkEnd w:id="30"/>
-    <w:bookmarkStart w:id="31" w:name="tiêu-chí-nghiệm-thu-bổ-sung"/>
+    <w:bookmarkStart w:id="30" w:name="tiêu-chí-nghiệm-thu-bổ-sung"/>
     <w:p>
       <w:pPr>
         <w:pStyle w:val="Heading3"/>
@@ -3139,14 +2853,62 @@
         </w:tc>
       </w:tr>
     </w:tbl>
+    <w:bookmarkEnd w:id="30"/>
+    <w:bookmarkStart w:id="31" w:name="chi-phí-lái-xe-vào-lô-hàng"/>
+    <w:p>
+      <w:pPr>
+        <w:pStyle w:val="Heading3"/>
+      </w:pPr>
+      <w:r>
+        <w:t xml:space="preserve">9.4 Chi phí lái xe vào lô hàng</w:t>
+      </w:r>
+    </w:p>
+    <w:p>
+      <w:pPr>
+        <w:pStyle w:val="FirstParagraph"/>
+      </w:pPr>
+      <w:r>
+        <w:t xml:space="preserve">Lái xe nhập chi phí vào lô hàng theo </w:t>
+      </w:r>
+      <w:r>
+        <w:rPr>
+          <w:b/>
+          <w:bCs/>
+        </w:rPr>
+        <w:t xml:space="preserve">loại phí</w:t>
+      </w:r>
+      <w:r>
+        <w:t xml:space="preserve"> chọn từ danh mục dùng chung (cùng danh mục với chi phí Ops); thêm loại phí mới là dữ liệu, không cần sửa phần mềm. Loại </w:t>
+      </w:r>
+      <w:r>
+        <w:rPr>
+          <w:b/>
+          <w:bCs/>
+        </w:rPr>
+        <w:t xml:space="preserve">có hóa đơn</w:t>
+      </w:r>
+      <w:r>
+        <w:t xml:space="preserve"> (nâng, hạ, vệ sinh, lưu bãi, lưu kho) phải kèm số hóa đơn ngay khi nhập; sau khi kế toán tích xác nhận trên phôi phiếu (đối chiếu) thì khoản tự động vào phải thu khách hàng kèm số hóa đơn — trước khi đối chiếu, khoản chưa vào phải thu. Loại </w:t>
+      </w:r>
+      <w:r>
+        <w:rPr>
+          <w:b/>
+          <w:bCs/>
+        </w:rPr>
+        <w:t xml:space="preserve">không hóa đơn</w:t>
+      </w:r>
+      <w:r>
+        <w:t xml:space="preserve"> (chi công nhân tại kho, hàn cont, cân lốp, đảo vỏ, đóng/trả 2 điểm, đảo hàng, phí xe nâng hạ đăng khoa) không bao giờ vào phải thu khách hàng; sau khi kế toán đối chiếu, khoản vào mục phí khác dùng tính doanh thu xe và được thanh toán cho lái xe. Mỗi khoản là một dòng riêng có thể thêm/xóa.</w:t>
+      </w:r>
+    </w:p>
     <w:bookmarkEnd w:id="31"/>
-    <w:bookmarkStart w:id="32" w:name="chi-phí-lái-xe-vào-lô-hàng"/>
+    <w:bookmarkStart w:id="32" w:name="tiền-đi-đường-và-định-mức-phí-lái-xe"/>
     <w:p>
       <w:pPr>
         <w:pStyle w:val="Heading3"/>
       </w:pPr>
       <w:r>
-        <w:t xml:space="preserve">9.4 Chi phí lái xe vào lô hàng</w:t>
+        <w:t xml:space="preserve">9.5 Tiền đi đường và định mức phí lái xe</w:t>
       </w:r>
     </w:p>
     <w:p>
@@ -3154,65 +2916,47 @@
         <w:pStyle w:val="FirstParagraph"/>
       </w:pPr>
       <w:r>
-        <w:t xml:space="preserve">Lái xe nhập chi phí vào lô hàng theo</w:t>
-      </w:r>
-      <w:r>
-        <w:t xml:space="preserve"> </w:t>
-      </w:r>
-      <w:r>
-        <w:rPr>
-          <w:b/>
-          <w:bCs/>
-        </w:rPr>
-        <w:t xml:space="preserve">loại phí</w:t>
-      </w:r>
-      <w:r>
-        <w:t xml:space="preserve"> </w:t>
-      </w:r>
-      <w:r>
-        <w:t xml:space="preserve">chọn từ danh mục dùng chung (cùng danh mục với chi phí Ops); thêm loại phí mới là dữ liệu, không cần sửa phần mềm. Loại</w:t>
-      </w:r>
-      <w:r>
-        <w:t xml:space="preserve"> </w:t>
-      </w:r>
-      <w:r>
-        <w:rPr>
-          <w:b/>
-          <w:bCs/>
-        </w:rPr>
-        <w:t xml:space="preserve">có hóa đơn</w:t>
-      </w:r>
-      <w:r>
-        <w:t xml:space="preserve"> </w:t>
-      </w:r>
-      <w:r>
-        <w:t xml:space="preserve">(nâng, hạ, vệ sinh, lưu bãi, lưu kho) phải kèm số hóa đơn ngay khi nhập; sau khi kế toán tích xác nhận trên phôi phiếu (đối chiếu) thì khoản tự động vào phải thu khách hàng kèm số hóa đơn — trước khi đối chiếu, khoản chưa vào phải thu. Loại</w:t>
-      </w:r>
-      <w:r>
-        <w:t xml:space="preserve"> </w:t>
-      </w:r>
-      <w:r>
-        <w:rPr>
-          <w:b/>
-          <w:bCs/>
-        </w:rPr>
-        <w:t xml:space="preserve">không hóa đơn</w:t>
-      </w:r>
-      <w:r>
-        <w:t xml:space="preserve"> </w:t>
-      </w:r>
-      <w:r>
-        <w:t xml:space="preserve">(chi công nhân tại kho, hàn cont, cân lốp, đảo vỏ, đóng/trả 2 điểm, đảo hàng, phí xe nâng hạ đăng khoa) không bao giờ vào phải thu khách hàng; sau khi kế toán đối chiếu, khoản vào mục phí khác dùng tính doanh thu xe và được thanh toán cho lái xe. Mỗi khoản là một dòng riêng có thể thêm/xóa.</w:t>
+        <w:t xml:space="preserve">Tiền đi đường của lái xe không bao giờ vào phải thu khách hàng; khoản chỉ nằm trong danh mục tiền đi đường để kế toán thanh toán với lái xe </w:t>
+      </w:r>
+      <w:r>
+        <w:rPr>
+          <w:b/>
+          <w:bCs/>
+        </w:rPr>
+        <w:t xml:space="preserve">qua phiếu thu/chi trên màn chi phí Ops</w:t>
+      </w:r>
+      <w:r>
+        <w:t xml:space="preserve"> (không qua bảng phôi phiếu) và tính doanh thu xe theo tháng. Các định mức được cấu hình sẵn dạng </w:t>
+      </w:r>
+      <w:r>
+        <w:rPr>
+          <w:b/>
+          <w:bCs/>
+        </w:rPr>
+        <w:t xml:space="preserve">dữ liệu cấu hình</w:t>
+      </w:r>
+      <w:r>
+        <w:t xml:space="preserve"> và tự điền khi lái xe chọn đúng loại phí: nâng/hạ tại Lạch Huyện, TIL, Hateco 50.000đ; trả đêm 100.000đ; quay đầu 100.000đ; quá tải 200.000đ; đảo chuyển ICD/Đăng Khoa 200.000đ; chạy hàng chủ nhật 200.000đ; lưu ca 200.000đ; cont 45’HC/cont lạnh 200.000đ. Định mức sửa được, không hard-code; lái xe vẫn sửa được số tiền khi thực tế khác định mức. Tiền vé cầu đường: lái xe nhập được, kế toán </w:t>
+      </w:r>
+      <w:r>
+        <w:rPr>
+          <w:b/>
+          <w:bCs/>
+        </w:rPr>
+        <w:t xml:space="preserve">trên màn chi phí Ops</w:t>
+      </w:r>
+      <w:r>
+        <w:t xml:space="preserve"> sửa được số tiền trước khi thanh toán. Phí sửa chữa dọc đường (sửa đèn, vá lốp…) nhập được kèm ghi nhận có phiếu thu viết tay. Định mức tiền đường theo từng tuyến đường để trống — khách hàng sẽ bổ sung sau. Đường thanh toán tách theo nguồn tiền: bảng phôi phiếu chỉ lập phiếu từ các khoản chi hộ; tiền đường được thanh toán qua phiếu thu/chi — chi tiết tại §9.2 và docs/adr/2026-09-24-expense-payer-scope-split.md.</w:t>
       </w:r>
     </w:p>
     <w:bookmarkEnd w:id="32"/>
-    <w:bookmarkStart w:id="33" w:name="tiền-đi-đường-và-định-mức-phí-lái-xe"/>
+    <w:bookmarkStart w:id="33" w:name="theo-dõi-hoàn-cược-container"/>
     <w:p>
       <w:pPr>
         <w:pStyle w:val="Heading3"/>
       </w:pPr>
       <w:r>
-        <w:t xml:space="preserve">9.5 Tiền đi đường và định mức phí lái xe</w:t>
+        <w:t xml:space="preserve">9.6 Theo dõi hoàn cược container</w:t>
       </w:r>
     </w:p>
     <w:p>
@@ -3220,162 +2964,42 @@
         <w:pStyle w:val="FirstParagraph"/>
       </w:pPr>
       <w:r>
-        <w:t xml:space="preserve">Tiền đi đường của lái xe không bao giờ vào phải thu khách hàng; khoản chỉ nằm trong danh mục tiền đi đường để kế toán thanh toán với lái xe</w:t>
-      </w:r>
-      <w:r>
-        <w:t xml:space="preserve"> </w:t>
-      </w:r>
-      <w:r>
-        <w:rPr>
-          <w:b/>
-          <w:bCs/>
-        </w:rPr>
-        <w:t xml:space="preserve">qua phiếu thu/chi trên màn chi phí Ops</w:t>
-      </w:r>
-      <w:r>
-        <w:t xml:space="preserve"> </w:t>
-      </w:r>
-      <w:r>
-        <w:t xml:space="preserve">(không qua bảng phôi phiếu) và tính doanh thu xe theo tháng. Các định mức được cấu hình sẵn dạng</w:t>
-      </w:r>
-      <w:r>
-        <w:t xml:space="preserve"> </w:t>
-      </w:r>
-      <w:r>
-        <w:rPr>
-          <w:b/>
-          <w:bCs/>
-        </w:rPr>
-        <w:t xml:space="preserve">dữ liệu cấu hình</w:t>
-      </w:r>
-      <w:r>
-        <w:t xml:space="preserve"> </w:t>
-      </w:r>
-      <w:r>
-        <w:t xml:space="preserve">và tự điền khi lái xe chọn đúng loại phí: nâng/hạ tại Lạch Huyện, TIL, Hateco 50.000đ; trả đêm 100.000đ; quay đầu 100.000đ; quá tải 200.000đ; đảo chuyển ICD/Đăng Khoa 200.000đ; chạy hàng chủ nhật 200.000đ; lưu ca 200.000đ; cont 45’HC/cont lạnh 200.000đ. Định mức sửa được, không hard-code; lái xe vẫn sửa được số tiền khi thực tế khác định mức. Tiền vé cầu đường: lái xe nhập được, kế toán</w:t>
-      </w:r>
-      <w:r>
-        <w:t xml:space="preserve"> </w:t>
-      </w:r>
-      <w:r>
-        <w:rPr>
-          <w:b/>
-          <w:bCs/>
-        </w:rPr>
-        <w:t xml:space="preserve">trên màn chi phí Ops</w:t>
-      </w:r>
-      <w:r>
-        <w:t xml:space="preserve"> </w:t>
-      </w:r>
-      <w:r>
-        <w:t xml:space="preserve">sửa được số tiền trước khi thanh toán. Phí sửa chữa dọc đường (sửa đèn, vá lốp…) nhập được kèm ghi nhận có phiếu thu viết tay. Định mức tiền đường theo từng tuyến đường để trống — khách hàng sẽ bổ sung sau. Đường thanh toán tách theo nguồn tiền: bảng phôi phiếu chỉ lập phiếu từ các khoản chi hộ; tiền đường được thanh toán qua phiếu thu/chi — chi tiết tại §9.2 và docs/adr/2026-09-24-expense-payer-scope-split.md.</w:t>
+        <w:t xml:space="preserve">Lô nào khách khai “có cược” (kèm số tiền dự kiến, có thể bỏ trống) thì tự vào </w:t>
+      </w:r>
+      <w:r>
+        <w:rPr>
+          <w:b/>
+          <w:bCs/>
+        </w:rPr>
+        <w:t xml:space="preserve">bảng theo dõi hoàn cược</w:t>
+      </w:r>
+      <w:r>
+        <w:t xml:space="preserve">: khách hàng, hãng tàu, số Bill, số tiền cược — kế toán tự điền tay được khi khách bỏ trống. Ngày nộp công văn do kế toán điền (lịch hoặc gõ tay dd/mm/yy); </w:t>
+      </w:r>
+      <w:r>
+        <w:rPr>
+          <w:b/>
+          <w:bCs/>
+        </w:rPr>
+        <w:t xml:space="preserve">ngày dự kiến hoàn cược mặc định = ngày nộp CV + 14 ngày</w:t>
+      </w:r>
+      <w:r>
+        <w:t xml:space="preserve">, vẫn sửa được cho hãng tàu hoàn lâu hơn. Trạng thái mặc định “chưa hoàn cược”; tick “đã hoàn cược” ghi nhận đã thu và đổ tiền về quỹ công ty (ACB) qua engine kho quỹ hiện có — mỗi dòng post đúng một bút toán, tick lại bị chặn. Mặc định sắp xếp: lô chưa hoàn cược lên đầu, theo ngày xa nhất → gần nhất; lọc theo khoảng ngày và trạng thái; </w:t>
+      </w:r>
+      <w:r>
+        <w:rPr>
+          <w:b/>
+          <w:bCs/>
+        </w:rPr>
+        <w:t xml:space="preserve">Tổng</w:t>
+      </w:r>
+      <w:r>
+        <w:t xml:space="preserve"> thể hiện tổng tiền cược theo bộ lọc. Hai cảnh báo chạy song song: lô quá 7 ngày chưa có ngày nộp công văn (kèm số lượng lô) và tổng “Chưa hoàn cược số tiền: … — Vui lòng kiểm tra lại!”. Mọi dòng hiển thị theo Số Bill + tên khách/hãng tàu, không bao giờ hiện mã nội bộ.</w:t>
       </w:r>
     </w:p>
     <w:bookmarkEnd w:id="33"/>
-    <w:bookmarkStart w:id="34" w:name="theo-dõi-hoàn-cược-container"/>
-    <w:p>
-      <w:pPr>
-        <w:pStyle w:val="Heading3"/>
-      </w:pPr>
-      <w:r>
-        <w:t xml:space="preserve">9.6 Theo dõi hoàn cược container</w:t>
-      </w:r>
-    </w:p>
-    <w:p>
-      <w:pPr>
-        <w:pStyle w:val="FirstParagraph"/>
-      </w:pPr>
-      <w:r>
-        <w:t xml:space="preserve">Lô nào khách khai</w:t>
-      </w:r>
-      <w:r>
-        <w:t xml:space="preserve"> </w:t>
-      </w:r>
-      <w:r>
-        <w:t xml:space="preserve">“có cược”</w:t>
-      </w:r>
-      <w:r>
-        <w:t xml:space="preserve"> </w:t>
-      </w:r>
-      <w:r>
-        <w:t xml:space="preserve">(kèm số tiền dự kiến, có thể bỏ trống) thì tự vào</w:t>
-      </w:r>
-      <w:r>
-        <w:t xml:space="preserve"> </w:t>
-      </w:r>
-      <w:r>
-        <w:rPr>
-          <w:b/>
-          <w:bCs/>
-        </w:rPr>
-        <w:t xml:space="preserve">bảng theo dõi hoàn cược</w:t>
-      </w:r>
-      <w:r>
-        <w:t xml:space="preserve">: khách hàng, hãng tàu, số Bill, số tiền cược — kế toán tự điền tay được khi khách bỏ trống. Ngày nộp công văn do kế toán điền (lịch hoặc gõ tay dd/mm/yy);</w:t>
-      </w:r>
-      <w:r>
-        <w:t xml:space="preserve"> </w:t>
-      </w:r>
-      <w:r>
-        <w:rPr>
-          <w:b/>
-          <w:bCs/>
-        </w:rPr>
-        <w:t xml:space="preserve">ngày dự kiến hoàn cược mặc định = ngày nộp CV + 14 ngày</w:t>
-      </w:r>
-      <w:r>
-        <w:t xml:space="preserve">, vẫn sửa được cho hãng tàu hoàn lâu hơn. Trạng thái mặc định</w:t>
-      </w:r>
-      <w:r>
-        <w:t xml:space="preserve"> </w:t>
-      </w:r>
-      <w:r>
-        <w:t xml:space="preserve">“chưa hoàn cược”</w:t>
-      </w:r>
-      <w:r>
-        <w:t xml:space="preserve">; tick</w:t>
-      </w:r>
-      <w:r>
-        <w:t xml:space="preserve"> </w:t>
-      </w:r>
-      <w:r>
-        <w:t xml:space="preserve">“đã hoàn cược”</w:t>
-      </w:r>
-      <w:r>
-        <w:t xml:space="preserve"> </w:t>
-      </w:r>
-      <w:r>
-        <w:t xml:space="preserve">ghi nhận đã thu và đổ tiền về quỹ công ty (ACB) qua engine kho quỹ hiện có — mỗi dòng post đúng một bút toán, tick lại bị chặn. Mặc định sắp xếp: lô chưa hoàn cược lên đầu, theo ngày xa nhất → gần nhất; lọc theo khoảng ngày và trạng thái;</w:t>
-      </w:r>
-      <w:r>
-        <w:t xml:space="preserve"> </w:t>
-      </w:r>
-      <w:r>
-        <w:rPr>
-          <w:b/>
-          <w:bCs/>
-        </w:rPr>
-        <w:t xml:space="preserve">Tổng</w:t>
-      </w:r>
-      <w:r>
-        <w:t xml:space="preserve"> </w:t>
-      </w:r>
-      <w:r>
-        <w:t xml:space="preserve">thể hiện tổng tiền cược theo bộ lọc. Hai cảnh báo chạy song song: lô quá 7 ngày chưa có ngày nộp công văn (kèm số lượng lô) và tổng</w:t>
-      </w:r>
-      <w:r>
-        <w:t xml:space="preserve"> </w:t>
-      </w:r>
-      <w:r>
-        <w:t xml:space="preserve">“Chưa hoàn cược số tiền: … — Vui lòng kiểm tra lại!”</w:t>
-      </w:r>
-      <w:r>
-        <w:t xml:space="preserve">. Mọi dòng hiển thị theo Số Bill + tên khách/hãng tàu, không bao giờ hiện mã nội bộ.</w:t>
-      </w:r>
-    </w:p>
     <w:bookmarkEnd w:id="34"/>
-    <w:bookmarkEnd w:id="35"/>
-    <w:bookmarkStart w:id="37" w:name="tài-liệu-liên-quan"/>
+    <w:bookmarkStart w:id="35" w:name="tài-liệu-liên-quan"/>
     <w:p>
       <w:pPr>
         <w:pStyle w:val="Heading2"/>
@@ -3392,16 +3016,8 @@
           <w:numId w:val="1006"/>
         </w:numPr>
       </w:pPr>
-      <w:hyperlink r:id="rId9">
-        <w:r>
-          <w:rPr>
-            <w:rStyle w:val="Hyperlink"/>
-          </w:rPr>
-          <w:t xml:space="preserve">Quy trình O2C</w:t>
-        </w:r>
-      </w:hyperlink>
-      <w:r>
-        <w:t xml:space="preserve">.</w:t>
+      <w:r>
+        <w:t xml:space="preserve">Quy trình O2C.</w:t>
       </w:r>
     </w:p>
     <w:p>
@@ -3412,72 +3028,64 @@
           <w:numId w:val="1006"/>
         </w:numPr>
       </w:pPr>
-      <w:hyperlink r:id="rId36">
-        <w:r>
-          <w:rPr>
-            <w:rStyle w:val="Hyperlink"/>
-          </w:rPr>
-          <w:t xml:space="preserve">Màn hình lái xe</w:t>
-        </w:r>
-      </w:hyperlink>
-      <w:r>
-        <w:t xml:space="preserve">.</w:t>
+      <w:r>
+        <w:t xml:space="preserve">Màn hình lái xe.</w:t>
+      </w:r>
+    </w:p>
+    <w:bookmarkEnd w:id="35"/>
+    <w:bookmarkStart w:id="36" w:name="kết-nối-và-thử-lại"/>
+    <w:p>
+      <w:pPr>
+        <w:pStyle w:val="Heading2"/>
+      </w:pPr>
+      <w:r>
+        <w:t xml:space="preserve">11. Kết nối và thử lại</w:t>
+      </w:r>
+    </w:p>
+    <w:p>
+      <w:pPr>
+        <w:pStyle w:val="FirstParagraph"/>
+      </w:pPr>
+      <w:r>
+        <w:t xml:space="preserve">Ứng dụng gửi yêu cầu nghiệp vụ bình thường; nếu backend không khả dụng thì báo lỗi API và giữ nội dung chưa lưu trong màn hình để người dùng thử lại. Không heartbeat, kiểm tra sức khỏe trước thao tác hoặc tự gửi lại mutation khi mạng phục hồi.</w:t>
+      </w:r>
+    </w:p>
+    <w:bookmarkEnd w:id="36"/>
+    <w:bookmarkStart w:id="37" w:name="tra-cứu-đối-chiếu-và-chỉ-dẫn-vận-hành"/>
+    <w:p>
+      <w:pPr>
+        <w:pStyle w:val="Heading2"/>
+      </w:pPr>
+      <w:r>
+        <w:t xml:space="preserve">12. Tra cứu đối chiếu và chỉ dẫn vận hành</w:t>
+      </w:r>
+    </w:p>
+    <w:p>
+      <w:pPr>
+        <w:pStyle w:val="FirstParagraph"/>
+      </w:pPr>
+      <w:r>
+        <w:t xml:space="preserve">OPS xem được các đợt hoàn ứng của mình, lọc theo kỳ hoặc nội dung, mở từng khoản nguồn và xuất đúng các dòng đang lọc. Kế toán xem lịch sử phiếu gồm phân bổ, quỹ, tham chiếu, ngày tiền và ngày/lý do đảo. Giá trị phân bổ lịch sử tách khỏi số tiền hiện tại của khoản nguồn.</w:t>
+      </w:r>
+    </w:p>
+    <w:p>
+      <w:pPr>
+        <w:pStyle w:val="BodyText"/>
+      </w:pPr>
+      <w:r>
+        <w:t xml:space="preserve">Khi cần sửa một đợt đã đối chiếu, kế toán hoàn tác đợt với lý do sau khi đảo các phiếu tiền liên quan. Đợt cũ và nguồn gốc vẫn tra cứu được; không còn nút trả/thu tiền trên đợt đã hoàn tác. Nguồn đã trả lại có thể được điều chỉnh và đối chiếu lại theo quy tắc hiện hành, không tự tạo thêm tiền.</w:t>
+      </w:r>
+    </w:p>
+    <w:p>
+      <w:pPr>
+        <w:pStyle w:val="BodyText"/>
+      </w:pPr>
+      <w:r>
+        <w:t xml:space="preserve">Ghi chú thu hồi/chứng từ của OPS được hiển thị riêng trong cả kế hoạch tổng quát và chi tiết của điều vận, giữ xuống dòng và không trộn vào ghi chú cho lái xe. Khoản đã hủy không còn góp ghi chú vào kế hoạch hiện hành.</w:t>
       </w:r>
     </w:p>
     <w:bookmarkEnd w:id="37"/>
-    <w:bookmarkStart w:id="38" w:name="kết-nối-và-thử-lại"/>
-    <w:p>
-      <w:pPr>
-        <w:pStyle w:val="Heading2"/>
-      </w:pPr>
-      <w:r>
-        <w:t xml:space="preserve">11. Kết nối và thử lại</w:t>
-      </w:r>
-    </w:p>
-    <w:p>
-      <w:pPr>
-        <w:pStyle w:val="FirstParagraph"/>
-      </w:pPr>
-      <w:r>
-        <w:t xml:space="preserve">Ứng dụng gửi yêu cầu nghiệp vụ bình thường; nếu backend không khả dụng thì báo lỗi API và giữ nội dung chưa lưu trong màn hình để người dùng thử lại. Không heartbeat, kiểm tra sức khỏe trước thao tác hoặc tự gửi lại mutation khi mạng phục hồi.</w:t>
-      </w:r>
-    </w:p>
     <w:bookmarkEnd w:id="38"/>
-    <w:bookmarkStart w:id="39" w:name="tra-cứu-đối-chiếu-và-chỉ-dẫn-vận-hành"/>
-    <w:p>
-      <w:pPr>
-        <w:pStyle w:val="Heading2"/>
-      </w:pPr>
-      <w:r>
-        <w:t xml:space="preserve">12. Tra cứu đối chiếu và chỉ dẫn vận hành</w:t>
-      </w:r>
-    </w:p>
-    <w:p>
-      <w:pPr>
-        <w:pStyle w:val="FirstParagraph"/>
-      </w:pPr>
-      <w:r>
-        <w:t xml:space="preserve">OPS xem được các đợt hoàn ứng của mình, lọc theo kỳ hoặc nội dung, mở từng khoản nguồn và xuất đúng các dòng đang lọc. Kế toán xem lịch sử phiếu gồm phân bổ, quỹ, tham chiếu, ngày tiền và ngày/lý do đảo. Giá trị phân bổ lịch sử tách khỏi số tiền hiện tại của khoản nguồn.</w:t>
-      </w:r>
-    </w:p>
-    <w:p>
-      <w:pPr>
-        <w:pStyle w:val="BodyText"/>
-      </w:pPr>
-      <w:r>
-        <w:t xml:space="preserve">Khi cần sửa một đợt đã đối chiếu, kế toán hoàn tác đợt với lý do sau khi đảo các phiếu tiền liên quan. Đợt cũ và nguồn gốc vẫn tra cứu được; không còn nút trả/thu tiền trên đợt đã hoàn tác. Nguồn đã trả lại có thể được điều chỉnh và đối chiếu lại theo quy tắc hiện hành, không tự tạo thêm tiền.</w:t>
-      </w:r>
-    </w:p>
-    <w:p>
-      <w:pPr>
-        <w:pStyle w:val="BodyText"/>
-      </w:pPr>
-      <w:r>
-        <w:t xml:space="preserve">Ghi chú thu hồi/chứng từ của OPS được hiển thị riêng trong cả kế hoạch tổng quát và chi tiết của điều vận, giữ xuống dòng và không trộn vào ghi chú cho lái xe. Khoản đã hủy không còn góp ghi chú vào kế hoạch hiện hành.</w:t>
-      </w:r>
-    </w:p>
-    <w:bookmarkEnd w:id="39"/>
-    <w:bookmarkEnd w:id="40"/>
     <w:sectPr>
       <w:footnotePr>
         <w:numRestart w:val="eachSect"/>
